--- a/Knowledge/3-Work knowledge/1-Software Engineering/2-Testing/5-My Source/1-ISTQB Foundation Level/9-Tool Support for Testing/1-Testing Tools Categories/1-Testing Tools Categories.docx
+++ b/Knowledge/3-Work knowledge/1-Software Engineering/2-Testing/5-My Source/1-ISTQB Foundation Level/9-Tool Support for Testing/1-Testing Tools Categories/1-Testing Tools Categories.docx
@@ -18,51 +18,77 @@
       </w:pPr>
       <w:r>
         <w:rPr>
-          <w:b/>
-          <w:shd w:val="clear" w:color="auto" w:fill="B7B7B7"/>
-        </w:rPr>
-        <w:t># Source</w:t>
-      </w:r>
-      <w:r>
-        <w:rPr>
-          <w:shd w:val="clear" w:color="auto" w:fill="B7B7B7"/>
-        </w:rPr>
-        <w:t xml:space="preserve">: </w:t>
-      </w:r>
-      <w:r>
-        <w:rPr>
-          <w:b/>
-          <w:shd w:val="clear" w:color="auto" w:fill="B7B7B7"/>
-        </w:rPr>
-        <w:t xml:space="preserve">Chatgpt </w:t>
-      </w:r>
-      <w:r>
-        <w:rPr>
-          <w:b/>
-          <w:sz w:val="14"/>
-          <w:szCs w:val="14"/>
-          <w:shd w:val="clear" w:color="auto" w:fill="B7B7B7"/>
-        </w:rPr>
-        <w:t>(GPT</w:t>
-      </w:r>
-      <w:r>
-        <w:rPr>
-          <w:rFonts w:ascii="Cambria Math" w:hAnsi="Cambria Math" w:cs="Cambria Math"/>
-          <w:b/>
-          <w:sz w:val="14"/>
-          <w:szCs w:val="14"/>
-          <w:shd w:val="clear" w:color="auto" w:fill="B7B7B7"/>
+          <w:rFonts w:ascii="Arial" w:eastAsia="Arial" w:hAnsi="Arial" w:cs="Arial"/>
+          <w:b/>
+          <w:color w:val="000000"/>
+          <w:sz w:val="18"/>
+          <w:highlight w:val="lightGray"/>
+        </w:rPr>
+        <w:t># Source: AI Source: Provided by: [Data Path</w:t>
+      </w:r>
+      <w:r>
+        <w:rPr>
+          <w:rFonts w:ascii="Arial" w:eastAsia="Arial" w:hAnsi="Arial" w:cs="Arial"/>
+          <w:color w:val="000000"/>
+          <w:sz w:val="18"/>
+          <w:highlight w:val="lightGray"/>
+        </w:rPr>
+        <w:t xml:space="preserve">: Persons Table -&gt; ID Column: 1, Name_En Column: Motasem Essam] -&gt; </w:t>
+      </w:r>
+      <w:r>
+        <w:rPr>
+          <w:rFonts w:ascii="Arial" w:eastAsia="Arial" w:hAnsi="Arial" w:cs="Arial"/>
+          <w:b/>
+          <w:color w:val="000000"/>
+          <w:sz w:val="18"/>
+          <w:highlight w:val="lightGray"/>
+        </w:rPr>
+        <w:t>From:</w:t>
+      </w:r>
+      <w:r>
+        <w:rPr>
+          <w:rFonts w:ascii="Arial" w:eastAsia="Arial" w:hAnsi="Arial" w:cs="Arial"/>
+          <w:color w:val="000000"/>
+          <w:sz w:val="18"/>
+          <w:highlight w:val="lightGray"/>
+        </w:rPr>
+        <w:t xml:space="preserve"> [Chatgpt (GPT</w:t>
+      </w:r>
+      <w:r>
+        <w:rPr>
+          <w:rFonts w:ascii="Arial" w:eastAsia="Arial" w:hAnsi="Arial" w:cs="Cambria Math"/>
+          <w:color w:val="000000"/>
+          <w:sz w:val="18"/>
+          <w:highlight w:val="lightGray"/>
         </w:rPr>
         <w:t>‑</w:t>
       </w:r>
       <w:r>
         <w:rPr>
-          <w:b/>
-          <w:sz w:val="14"/>
-          <w:szCs w:val="14"/>
-          <w:shd w:val="clear" w:color="auto" w:fill="B7B7B7"/>
-        </w:rPr>
-        <w:t>5 Mini) at [8/24/2025]</w:t>
+          <w:rFonts w:ascii="Arial" w:eastAsia="Arial" w:hAnsi="Arial" w:cs="Arial"/>
+          <w:color w:val="000000"/>
+          <w:sz w:val="18"/>
+          <w:highlight w:val="lightGray"/>
+        </w:rPr>
+        <w:t xml:space="preserve">5 Mini)] </w:t>
+      </w:r>
+      <w:r>
+        <w:rPr>
+          <w:rFonts w:ascii="Arial" w:eastAsia="Arial" w:hAnsi="Arial" w:cs="Arial"/>
+          <w:b/>
+          <w:color w:val="000000"/>
+          <w:sz w:val="18"/>
+          <w:highlight w:val="lightGray"/>
+        </w:rPr>
+        <w:t>on</w:t>
+      </w:r>
+      <w:r>
+        <w:rPr>
+          <w:rFonts w:ascii="Arial" w:eastAsia="Arial" w:hAnsi="Arial"/>
+          <w:sz w:val="18"/>
+          <w:highlight w:val="lightGray"/>
+        </w:rPr>
+        <w:t xml:space="preserve"> [8/24/2025]</w:t>
       </w:r>
     </w:p>
     <w:p>
@@ -71,7 +97,7 @@
           <w:ilvl w:val="0"/>
           <w:numId w:val="1"/>
         </w:numPr>
-        <w:spacing w:before="240"/>
+        <w:spacing w:before="240" w:after="0" w:line="276" w:lineRule="auto"/>
       </w:pPr>
       <w:r>
         <w:rPr>
@@ -100,6 +126,7 @@
           <w:ilvl w:val="0"/>
           <w:numId w:val="1"/>
         </w:numPr>
+        <w:spacing w:after="0" w:line="276" w:lineRule="auto"/>
       </w:pPr>
       <w:r>
         <w:rPr>
@@ -128,6 +155,7 @@
           <w:ilvl w:val="0"/>
           <w:numId w:val="1"/>
         </w:numPr>
+        <w:spacing w:after="0" w:line="276" w:lineRule="auto"/>
       </w:pPr>
       <w:r>
         <w:rPr>
@@ -156,6 +184,7 @@
           <w:ilvl w:val="0"/>
           <w:numId w:val="1"/>
         </w:numPr>
+        <w:spacing w:after="0" w:line="276" w:lineRule="auto"/>
       </w:pPr>
       <w:r>
         <w:rPr>
@@ -184,6 +213,7 @@
           <w:ilvl w:val="0"/>
           <w:numId w:val="1"/>
         </w:numPr>
+        <w:spacing w:after="0" w:line="276" w:lineRule="auto"/>
       </w:pPr>
       <w:r>
         <w:rPr>
@@ -212,6 +242,7 @@
           <w:ilvl w:val="0"/>
           <w:numId w:val="1"/>
         </w:numPr>
+        <w:spacing w:after="0" w:line="276" w:lineRule="auto"/>
       </w:pPr>
       <w:r>
         <w:rPr>
@@ -240,6 +271,7 @@
           <w:ilvl w:val="0"/>
           <w:numId w:val="1"/>
         </w:numPr>
+        <w:spacing w:after="0" w:line="276" w:lineRule="auto"/>
       </w:pPr>
       <w:r>
         <w:rPr>
@@ -268,6 +300,7 @@
           <w:ilvl w:val="0"/>
           <w:numId w:val="1"/>
         </w:numPr>
+        <w:spacing w:after="0" w:line="276" w:lineRule="auto"/>
       </w:pPr>
       <w:r>
         <w:rPr>
@@ -296,7 +329,7 @@
           <w:ilvl w:val="0"/>
           <w:numId w:val="1"/>
         </w:numPr>
-        <w:spacing w:after="240"/>
+        <w:spacing w:after="240" w:line="276" w:lineRule="auto"/>
       </w:pPr>
       <w:r>
         <w:rPr>
@@ -324,12 +357,13 @@
         <w:ind w:left="720"/>
       </w:pPr>
     </w:p>
+    <w:p/>
     <w:p/>
     <w:sectPr>
       <w:pgSz w:w="12240" w:h="15840"/>
       <w:pgMar w:top="1440" w:right="1440" w:bottom="1440" w:left="1440" w:header="720" w:footer="720" w:gutter="0"/>
-      <w:pgNumType w:start="1"/>
       <w:cols w:space="720"/>
+      <w:docGrid w:linePitch="360"/>
     </w:sectPr>
   </w:body>
 </w:document>
@@ -856,18 +890,6 @@
   <w:style w:type="paragraph" w:default="1" w:styleId="Normal">
     <w:name w:val="Normal"/>
     <w:qFormat/>
-    <w:rsid w:val="00AA62FB"/>
-    <w:pPr>
-      <w:spacing w:after="0" w:line="276" w:lineRule="auto"/>
-    </w:pPr>
-    <w:rPr>
-      <w:rFonts w:ascii="Arial" w:eastAsia="Arial" w:hAnsi="Arial" w:cs="Arial"/>
-      <w:kern w:val="0"/>
-      <w:sz w:val="22"/>
-      <w:szCs w:val="22"/>
-      <w:lang w:val="en"/>
-      <w14:ligatures w14:val="none"/>
-    </w:rPr>
   </w:style>
   <w:style w:type="paragraph" w:styleId="Heading1">
     <w:name w:val="heading 1"/>
@@ -876,7 +898,7 @@
     <w:link w:val="Heading1Char"/>
     <w:uiPriority w:val="9"/>
     <w:qFormat/>
-    <w:rsid w:val="00087DC9"/>
+    <w:rsid w:val="00E54894"/>
     <w:pPr>
       <w:keepNext/>
       <w:keepLines/>
@@ -899,7 +921,7 @@
     <w:semiHidden/>
     <w:unhideWhenUsed/>
     <w:qFormat/>
-    <w:rsid w:val="00087DC9"/>
+    <w:rsid w:val="00E54894"/>
     <w:pPr>
       <w:keepNext/>
       <w:keepLines/>
@@ -922,7 +944,7 @@
     <w:semiHidden/>
     <w:unhideWhenUsed/>
     <w:qFormat/>
-    <w:rsid w:val="00087DC9"/>
+    <w:rsid w:val="00E54894"/>
     <w:pPr>
       <w:keepNext/>
       <w:keepLines/>
@@ -945,7 +967,7 @@
     <w:semiHidden/>
     <w:unhideWhenUsed/>
     <w:qFormat/>
-    <w:rsid w:val="00087DC9"/>
+    <w:rsid w:val="00E54894"/>
     <w:pPr>
       <w:keepNext/>
       <w:keepLines/>
@@ -968,7 +990,7 @@
     <w:semiHidden/>
     <w:unhideWhenUsed/>
     <w:qFormat/>
-    <w:rsid w:val="00087DC9"/>
+    <w:rsid w:val="00E54894"/>
     <w:pPr>
       <w:keepNext/>
       <w:keepLines/>
@@ -989,11 +1011,11 @@
     <w:semiHidden/>
     <w:unhideWhenUsed/>
     <w:qFormat/>
-    <w:rsid w:val="00087DC9"/>
+    <w:rsid w:val="00E54894"/>
     <w:pPr>
       <w:keepNext/>
       <w:keepLines/>
-      <w:spacing w:before="40"/>
+      <w:spacing w:before="40" w:after="0"/>
       <w:outlineLvl w:val="5"/>
     </w:pPr>
     <w:rPr>
@@ -1012,11 +1034,11 @@
     <w:semiHidden/>
     <w:unhideWhenUsed/>
     <w:qFormat/>
-    <w:rsid w:val="00087DC9"/>
+    <w:rsid w:val="00E54894"/>
     <w:pPr>
       <w:keepNext/>
       <w:keepLines/>
-      <w:spacing w:before="40"/>
+      <w:spacing w:before="40" w:after="0"/>
       <w:outlineLvl w:val="6"/>
     </w:pPr>
     <w:rPr>
@@ -1033,10 +1055,11 @@
     <w:semiHidden/>
     <w:unhideWhenUsed/>
     <w:qFormat/>
-    <w:rsid w:val="00087DC9"/>
+    <w:rsid w:val="00E54894"/>
     <w:pPr>
       <w:keepNext/>
       <w:keepLines/>
+      <w:spacing w:after="0"/>
       <w:outlineLvl w:val="7"/>
     </w:pPr>
     <w:rPr>
@@ -1055,10 +1078,11 @@
     <w:semiHidden/>
     <w:unhideWhenUsed/>
     <w:qFormat/>
-    <w:rsid w:val="00087DC9"/>
+    <w:rsid w:val="00E54894"/>
     <w:pPr>
       <w:keepNext/>
       <w:keepLines/>
+      <w:spacing w:after="0"/>
       <w:outlineLvl w:val="8"/>
     </w:pPr>
     <w:rPr>
@@ -1098,7 +1122,7 @@
     <w:basedOn w:val="DefaultParagraphFont"/>
     <w:link w:val="Heading1"/>
     <w:uiPriority w:val="9"/>
-    <w:rsid w:val="00087DC9"/>
+    <w:rsid w:val="00E54894"/>
     <w:rPr>
       <w:rFonts w:asciiTheme="majorHAnsi" w:eastAsiaTheme="majorEastAsia" w:hAnsiTheme="majorHAnsi" w:cstheme="majorBidi"/>
       <w:color w:val="2F5496" w:themeColor="accent1" w:themeShade="BF"/>
@@ -1112,7 +1136,7 @@
     <w:link w:val="Heading2"/>
     <w:uiPriority w:val="9"/>
     <w:semiHidden/>
-    <w:rsid w:val="00087DC9"/>
+    <w:rsid w:val="00E54894"/>
     <w:rPr>
       <w:rFonts w:asciiTheme="majorHAnsi" w:eastAsiaTheme="majorEastAsia" w:hAnsiTheme="majorHAnsi" w:cstheme="majorBidi"/>
       <w:color w:val="2F5496" w:themeColor="accent1" w:themeShade="BF"/>
@@ -1126,7 +1150,7 @@
     <w:link w:val="Heading3"/>
     <w:uiPriority w:val="9"/>
     <w:semiHidden/>
-    <w:rsid w:val="00087DC9"/>
+    <w:rsid w:val="00E54894"/>
     <w:rPr>
       <w:rFonts w:eastAsiaTheme="majorEastAsia" w:cstheme="majorBidi"/>
       <w:color w:val="2F5496" w:themeColor="accent1" w:themeShade="BF"/>
@@ -1140,7 +1164,7 @@
     <w:link w:val="Heading4"/>
     <w:uiPriority w:val="9"/>
     <w:semiHidden/>
-    <w:rsid w:val="00087DC9"/>
+    <w:rsid w:val="00E54894"/>
     <w:rPr>
       <w:rFonts w:eastAsiaTheme="majorEastAsia" w:cstheme="majorBidi"/>
       <w:i/>
@@ -1154,7 +1178,7 @@
     <w:link w:val="Heading5"/>
     <w:uiPriority w:val="9"/>
     <w:semiHidden/>
-    <w:rsid w:val="00087DC9"/>
+    <w:rsid w:val="00E54894"/>
     <w:rPr>
       <w:rFonts w:eastAsiaTheme="majorEastAsia" w:cstheme="majorBidi"/>
       <w:color w:val="2F5496" w:themeColor="accent1" w:themeShade="BF"/>
@@ -1166,7 +1190,7 @@
     <w:link w:val="Heading6"/>
     <w:uiPriority w:val="9"/>
     <w:semiHidden/>
-    <w:rsid w:val="00087DC9"/>
+    <w:rsid w:val="00E54894"/>
     <w:rPr>
       <w:rFonts w:eastAsiaTheme="majorEastAsia" w:cstheme="majorBidi"/>
       <w:i/>
@@ -1180,7 +1204,7 @@
     <w:link w:val="Heading7"/>
     <w:uiPriority w:val="9"/>
     <w:semiHidden/>
-    <w:rsid w:val="00087DC9"/>
+    <w:rsid w:val="00E54894"/>
     <w:rPr>
       <w:rFonts w:eastAsiaTheme="majorEastAsia" w:cstheme="majorBidi"/>
       <w:color w:val="595959" w:themeColor="text1" w:themeTint="A6"/>
@@ -1192,7 +1216,7 @@
     <w:link w:val="Heading8"/>
     <w:uiPriority w:val="9"/>
     <w:semiHidden/>
-    <w:rsid w:val="00087DC9"/>
+    <w:rsid w:val="00E54894"/>
     <w:rPr>
       <w:rFonts w:eastAsiaTheme="majorEastAsia" w:cstheme="majorBidi"/>
       <w:i/>
@@ -1206,7 +1230,7 @@
     <w:link w:val="Heading9"/>
     <w:uiPriority w:val="9"/>
     <w:semiHidden/>
-    <w:rsid w:val="00087DC9"/>
+    <w:rsid w:val="00E54894"/>
     <w:rPr>
       <w:rFonts w:eastAsiaTheme="majorEastAsia" w:cstheme="majorBidi"/>
       <w:color w:val="272727" w:themeColor="text1" w:themeTint="D8"/>
@@ -1219,7 +1243,7 @@
     <w:link w:val="TitleChar"/>
     <w:uiPriority w:val="10"/>
     <w:qFormat/>
-    <w:rsid w:val="00087DC9"/>
+    <w:rsid w:val="00E54894"/>
     <w:pPr>
       <w:spacing w:after="80" w:line="240" w:lineRule="auto"/>
       <w:contextualSpacing/>
@@ -1237,7 +1261,7 @@
     <w:basedOn w:val="DefaultParagraphFont"/>
     <w:link w:val="Title"/>
     <w:uiPriority w:val="10"/>
-    <w:rsid w:val="00087DC9"/>
+    <w:rsid w:val="00E54894"/>
     <w:rPr>
       <w:rFonts w:asciiTheme="majorHAnsi" w:eastAsiaTheme="majorEastAsia" w:hAnsiTheme="majorHAnsi" w:cstheme="majorBidi"/>
       <w:spacing w:val="-10"/>
@@ -1253,7 +1277,7 @@
     <w:link w:val="SubtitleChar"/>
     <w:uiPriority w:val="11"/>
     <w:qFormat/>
-    <w:rsid w:val="00087DC9"/>
+    <w:rsid w:val="00E54894"/>
     <w:pPr>
       <w:numPr>
         <w:ilvl w:val="1"/>
@@ -1272,7 +1296,7 @@
     <w:basedOn w:val="DefaultParagraphFont"/>
     <w:link w:val="Subtitle"/>
     <w:uiPriority w:val="11"/>
-    <w:rsid w:val="00087DC9"/>
+    <w:rsid w:val="00E54894"/>
     <w:rPr>
       <w:rFonts w:eastAsiaTheme="majorEastAsia" w:cstheme="majorBidi"/>
       <w:color w:val="595959" w:themeColor="text1" w:themeTint="A6"/>
@@ -1288,7 +1312,7 @@
     <w:link w:val="QuoteChar"/>
     <w:uiPriority w:val="29"/>
     <w:qFormat/>
-    <w:rsid w:val="00087DC9"/>
+    <w:rsid w:val="00E54894"/>
     <w:pPr>
       <w:spacing w:before="160"/>
       <w:jc w:val="center"/>
@@ -1304,7 +1328,7 @@
     <w:basedOn w:val="DefaultParagraphFont"/>
     <w:link w:val="Quote"/>
     <w:uiPriority w:val="29"/>
-    <w:rsid w:val="00087DC9"/>
+    <w:rsid w:val="00E54894"/>
     <w:rPr>
       <w:i/>
       <w:iCs/>
@@ -1316,7 +1340,7 @@
     <w:basedOn w:val="Normal"/>
     <w:uiPriority w:val="34"/>
     <w:qFormat/>
-    <w:rsid w:val="00087DC9"/>
+    <w:rsid w:val="00E54894"/>
     <w:pPr>
       <w:ind w:left="720"/>
       <w:contextualSpacing/>
@@ -1327,7 +1351,7 @@
     <w:basedOn w:val="DefaultParagraphFont"/>
     <w:uiPriority w:val="21"/>
     <w:qFormat/>
-    <w:rsid w:val="00087DC9"/>
+    <w:rsid w:val="00E54894"/>
     <w:rPr>
       <w:i/>
       <w:iCs/>
@@ -1341,7 +1365,7 @@
     <w:link w:val="IntenseQuoteChar"/>
     <w:uiPriority w:val="30"/>
     <w:qFormat/>
-    <w:rsid w:val="00087DC9"/>
+    <w:rsid w:val="00E54894"/>
     <w:pPr>
       <w:pBdr>
         <w:top w:val="single" w:sz="4" w:space="10" w:color="2F5496" w:themeColor="accent1" w:themeShade="BF"/>
@@ -1362,7 +1386,7 @@
     <w:basedOn w:val="DefaultParagraphFont"/>
     <w:link w:val="IntenseQuote"/>
     <w:uiPriority w:val="30"/>
-    <w:rsid w:val="00087DC9"/>
+    <w:rsid w:val="00E54894"/>
     <w:rPr>
       <w:i/>
       <w:iCs/>
@@ -1374,7 +1398,7 @@
     <w:basedOn w:val="DefaultParagraphFont"/>
     <w:uiPriority w:val="32"/>
     <w:qFormat/>
-    <w:rsid w:val="00087DC9"/>
+    <w:rsid w:val="00E54894"/>
     <w:rPr>
       <w:b/>
       <w:bCs/>
